--- a/work/2026-08-15-seo-review-docs/output/chapter-05-lipids-seo-review.docx
+++ b/work/2026-08-15-seo-review-docs/output/chapter-05-lipids-seo-review.docx
@@ -176,30 +176,7 @@
         </w:rPr>
       </w:pPr>
       <w:r>
-        <w:rPr>
-          <w:b/>
-          <w:color w:val="1F4D78"/>
-          <w:lang w:eastAsia="zh-TW"/>
-        </w:rPr>
-        <w:t>目標搜尋字詞：</w:t>
-      </w:r>
-      <w:r>
-        <w:rPr>
-          <w:lang w:eastAsia="zh-TW"/>
-        </w:rPr>
-        <w:t>脂質怎麼吃、脂肪怎麼吃、飽和脂肪、</w:t>
-      </w:r>
-      <w:r>
-        <w:rPr>
-          <w:lang w:eastAsia="zh-TW"/>
-        </w:rPr>
-        <w:t>Omega-3</w:t>
-      </w:r>
-      <w:r>
-        <w:rPr>
-          <w:lang w:eastAsia="zh-TW"/>
-        </w:rPr>
-        <w:t>、膽固醇、食用油選擇</w:t>
+        <w:t>目標搜尋字詞：脂質怎麼吃、飽和脂肪與不飽和脂肪、Omega-3食物來源、膽固醇迷思、食用油推薦與發煙點、心血管健康飲食</w:t>
       </w:r>
     </w:p>
     <w:p>
@@ -305,54 +282,7 @@
         </w:rPr>
       </w:pPr>
       <w:r>
-        <w:rPr>
-          <w:b/>
-          <w:color w:val="1F4D78"/>
-          <w:lang w:eastAsia="zh-TW"/>
-        </w:rPr>
-        <w:t>文章摘要：</w:t>
-      </w:r>
-      <w:r>
-        <w:rPr>
-          <w:lang w:eastAsia="zh-TW"/>
-        </w:rPr>
-        <w:t>脂質需要吃對，重點在種類與份量。從飽和脂肪、反式脂肪、</w:t>
-      </w:r>
-      <w:r>
-        <w:rPr>
-          <w:lang w:eastAsia="zh-TW"/>
-        </w:rPr>
-        <w:t>Omega-3</w:t>
-      </w:r>
-      <w:r>
-        <w:rPr>
-          <w:lang w:eastAsia="zh-TW"/>
-        </w:rPr>
-        <w:t>、</w:t>
-      </w:r>
-      <w:r>
-        <w:rPr>
-          <w:lang w:eastAsia="zh-TW"/>
-        </w:rPr>
-        <w:t>LDL</w:t>
-      </w:r>
-      <w:r>
-        <w:rPr>
-          <w:lang w:eastAsia="zh-TW"/>
-        </w:rPr>
-        <w:t>、</w:t>
-      </w:r>
-      <w:r>
-        <w:rPr>
-          <w:lang w:eastAsia="zh-TW"/>
-        </w:rPr>
-        <w:t xml:space="preserve">HDL </w:t>
-      </w:r>
-      <w:r>
-        <w:rPr>
-          <w:lang w:eastAsia="zh-TW"/>
-        </w:rPr>
-        <w:t>到食用油與堅果份量，帶你用台灣飲食情境做出更實用的脂質選擇。</w:t>
+        <w:t>文章摘要：脂質怎麼吃才健康？凱特營養師依《Nutrition Concepts &amp; Controversies》第 17 版第五章，整理飽和脂肪、反式脂肪、Omega-3、膽固醇、血脂、食用油與外食選擇。</w:t>
       </w:r>
     </w:p>
     <w:p>
@@ -7487,18 +7417,7 @@
         </w:rPr>
       </w:pPr>
       <w:r>
-        <w:rPr>
-          <w:b/>
-          <w:color w:val="1F4D78"/>
-          <w:lang w:eastAsia="zh-TW"/>
-        </w:rPr>
-        <w:t>分類：</w:t>
-      </w:r>
-      <w:r>
-        <w:rPr>
-          <w:lang w:eastAsia="zh-TW"/>
-        </w:rPr>
-        <w:t>營養學概念與爭論</w:t>
+        <w:t>分類：書籍連載與營養知識</w:t>
       </w:r>
     </w:p>
     <w:p>
